--- a/narzedzia/rozklad_1W.docx
+++ b/narzedzia/rozklad_1W.docx
@@ -1027,7 +1027,7 @@
                 <w:sz w:val="24"/>
                 <w:szCs w:val="24"/>
               </w:rPr>
-              <w:t>Szyfrowanie, czyli poznajemy szyfr Cezara i szyfr przedstawieniowy</w:t>
+              <w:t>Szyfrowanie, czyli poznajemy szyfr Cezara i szyfr podstawieniowy</w:t>
             </w:r>
           </w:p>
         </w:tc>
